--- a/documentation write/MediCare_Pro_Threat_Model_Chapters_1-15_Completed.docx
+++ b/documentation write/MediCare_Pro_Threat_Model_Chapters_1-15_Completed.docx
@@ -414,12 +414,21 @@
     </w:p>
     <w:p>
       <w:r>
-        <w:t>Document Version: 2.0</w:t>
+        <w:t>Document Version: 3.0</w:t>
       </w:r>
     </w:p>
     <w:p>
       <w:r>
         <w:t>This version updates the earlier draft to reflect the current MediCare Pro repository, its Express/Firebase architecture, the intentionally vulnerable training endpoints, and the required Chapters 11–15. The assessment basis is the current main branch of the project repository reviewed on October 5, 2026.</w:t>
+      </w:r>
+    </w:p>
+    <w:p>
+      <w:pPr/>
+      <w:r>
+        <w:rPr>
+          <w:sz w:val="18"/>
+        </w:rPr>
+        <w:t>Version 3.0 adds three findings from a line-by-line audit of api/forgot-password.js and api/google-login.js that the earlier draft did not cover: unauthenticated password-reset link disclosure (T18), demo-mode plaintext credential disclosure (T19), and uncontrolled Google account provisioning (T20). Each is carried through to a new abuse case (AC-11, AC-12, AC-13) and mitigation (M21, M22, M23), and the Chapter 15 traceability matrices were extended so every identifier resolves. Unlike the intentional training weaknesses, these three are genuine production defects.</w:t>
       </w:r>
     </w:p>
     <w:p>
@@ -563,8 +572,8 @@
         <w:tc>
           <w:tcPr>
             <w:tcW w:type="dxa" w:w="4968"/>
-            <w:vAlign w:val="center"/>
-            <w:shd w:fill="D9EAF7"/>
+            <w:shd w:fill="D9EAF7" w:val="clear"/>
+            <w:vAlign w:val="center"/>
           </w:tcPr>
           <w:p>
             <w:r/>
@@ -581,8 +590,8 @@
         <w:tc>
           <w:tcPr>
             <w:tcW w:type="dxa" w:w="4968"/>
-            <w:vAlign w:val="center"/>
-            <w:shd w:fill="D9EAF7"/>
+            <w:shd w:fill="D9EAF7" w:val="clear"/>
+            <w:vAlign w:val="center"/>
           </w:tcPr>
           <w:p>
             <w:r/>
@@ -1126,8 +1135,8 @@
         <w:tc>
           <w:tcPr>
             <w:tcW w:type="dxa" w:w="4968"/>
-            <w:vAlign w:val="center"/>
-            <w:shd w:fill="D9EAF7"/>
+            <w:shd w:fill="D9EAF7" w:val="clear"/>
+            <w:vAlign w:val="center"/>
           </w:tcPr>
           <w:p>
             <w:r/>
@@ -1144,8 +1153,8 @@
         <w:tc>
           <w:tcPr>
             <w:tcW w:type="dxa" w:w="4968"/>
-            <w:vAlign w:val="center"/>
-            <w:shd w:fill="D9EAF7"/>
+            <w:shd w:fill="D9EAF7" w:val="clear"/>
+            <w:vAlign w:val="center"/>
           </w:tcPr>
           <w:p>
             <w:r/>
@@ -1581,8 +1590,8 @@
         <w:tc>
           <w:tcPr>
             <w:tcW w:type="dxa" w:w="4968"/>
-            <w:vAlign w:val="center"/>
-            <w:shd w:fill="D9EAF7"/>
+            <w:shd w:fill="D9EAF7" w:val="clear"/>
+            <w:vAlign w:val="center"/>
           </w:tcPr>
           <w:p>
             <w:r/>
@@ -1599,8 +1608,8 @@
         <w:tc>
           <w:tcPr>
             <w:tcW w:type="dxa" w:w="4968"/>
-            <w:vAlign w:val="center"/>
-            <w:shd w:fill="D9EAF7"/>
+            <w:shd w:fill="D9EAF7" w:val="clear"/>
+            <w:vAlign w:val="center"/>
           </w:tcPr>
           <w:p>
             <w:r/>
@@ -1857,8 +1866,8 @@
         <w:tc>
           <w:tcPr>
             <w:tcW w:type="dxa" w:w="3312"/>
-            <w:vAlign w:val="center"/>
-            <w:shd w:fill="D9EAF7"/>
+            <w:shd w:fill="D9EAF7" w:val="clear"/>
+            <w:vAlign w:val="center"/>
           </w:tcPr>
           <w:p>
             <w:r/>
@@ -1875,8 +1884,8 @@
         <w:tc>
           <w:tcPr>
             <w:tcW w:type="dxa" w:w="3312"/>
-            <w:vAlign w:val="center"/>
-            <w:shd w:fill="D9EAF7"/>
+            <w:shd w:fill="D9EAF7" w:val="clear"/>
+            <w:vAlign w:val="center"/>
           </w:tcPr>
           <w:p>
             <w:r/>
@@ -1893,8 +1902,8 @@
         <w:tc>
           <w:tcPr>
             <w:tcW w:type="dxa" w:w="3312"/>
-            <w:vAlign w:val="center"/>
-            <w:shd w:fill="D9EAF7"/>
+            <w:shd w:fill="D9EAF7" w:val="clear"/>
+            <w:vAlign w:val="center"/>
           </w:tcPr>
           <w:p>
             <w:r/>
@@ -2711,6 +2720,26 @@
       </w:r>
     </w:p>
     <w:p>
+      <w:pPr>
+        <w:pStyle w:val="Heading2"/>
+      </w:pPr>
+      <w:r>
+        <w:t>8.17 Password Reset and Account Recovery</w:t>
+      </w:r>
+    </w:p>
+    <w:p>
+      <w:pPr/>
+      <w:r>
+        <w:t>A user can authenticate through Google Sign-In. The server verifies the Google ID token and, when no matching staff profile exists, automatically creates a new staff profile with the default role Staff.</w:t>
+      </w:r>
+    </w:p>
+    <w:p>
+      <w:pPr/>
+      <w:r>
+        <w:t>A user can request a password reset for a staff account. The server looks up the staff profile and, when Firebase is configured, generates a real Firebase password-reset link and returns it directly in the HTTP response.</w:t>
+      </w:r>
+    </w:p>
+    <w:p>
       <w:r>
         <w:t>The red team can use the approved training functions to demonstrate the required brute-force and SQL-injection activities. Testing must remain within the approved website and fictional data environment.</w:t>
       </w:r>
@@ -2739,8 +2768,8 @@
         <w:tc>
           <w:tcPr>
             <w:tcW w:type="dxa" w:w="3312"/>
-            <w:vAlign w:val="center"/>
-            <w:shd w:fill="D9EAF7"/>
+            <w:shd w:fill="D9EAF7" w:val="clear"/>
+            <w:vAlign w:val="center"/>
           </w:tcPr>
           <w:p>
             <w:r/>
@@ -2757,8 +2786,8 @@
         <w:tc>
           <w:tcPr>
             <w:tcW w:type="dxa" w:w="3312"/>
-            <w:vAlign w:val="center"/>
-            <w:shd w:fill="D9EAF7"/>
+            <w:shd w:fill="D9EAF7" w:val="clear"/>
+            <w:vAlign w:val="center"/>
           </w:tcPr>
           <w:p>
             <w:r/>
@@ -2775,8 +2804,8 @@
         <w:tc>
           <w:tcPr>
             <w:tcW w:type="dxa" w:w="3312"/>
-            <w:vAlign w:val="center"/>
-            <w:shd w:fill="D9EAF7"/>
+            <w:shd w:fill="D9EAF7" w:val="clear"/>
+            <w:vAlign w:val="center"/>
           </w:tcPr>
           <w:p>
             <w:r/>
@@ -3423,6 +3452,50 @@
                 <w:sz w:val="16"/>
               </w:rPr>
               <w:t>Privileged server-side process using the Admin SDK; can bypass client Firestore rules and therefore has high trust.</w:t>
+            </w:r>
+          </w:p>
+        </w:tc>
+      </w:tr>
+      <w:tr>
+        <w:tc>
+          <w:tcPr>
+            <w:tcW w:type="dxa" w:w="3312"/>
+            <w:vAlign w:val="center"/>
+          </w:tcPr>
+          <w:p>
+            <w:r>
+              <w:rPr>
+                <w:sz w:val="14"/>
+              </w:rPr>
+              <w:t>Forgotten-Password Caller</w:t>
+            </w:r>
+          </w:p>
+        </w:tc>
+        <w:tc>
+          <w:tcPr>
+            <w:tcW w:type="dxa" w:w="3312"/>
+            <w:vAlign w:val="center"/>
+          </w:tcPr>
+          <w:p>
+            <w:r>
+              <w:rPr>
+                <w:sz w:val="14"/>
+              </w:rPr>
+              <w:t>Human</w:t>
+            </w:r>
+          </w:p>
+        </w:tc>
+        <w:tc>
+          <w:tcPr>
+            <w:tcW w:type="dxa" w:w="3312"/>
+            <w:vAlign w:val="center"/>
+          </w:tcPr>
+          <w:p>
+            <w:r>
+              <w:rPr>
+                <w:sz w:val="14"/>
+              </w:rPr>
+              <w:t>Any unauthenticated requester to /api/forgot-password. Receives a usable password-reset link, or a demo-mode plaintext password, for a named staff account.</w:t>
             </w:r>
           </w:p>
         </w:tc>
@@ -3454,8 +3527,8 @@
         <w:tc>
           <w:tcPr>
             <w:tcW w:type="dxa" w:w="2484"/>
-            <w:vAlign w:val="center"/>
-            <w:shd w:fill="D9EAF7"/>
+            <w:shd w:fill="D9EAF7" w:val="clear"/>
+            <w:vAlign w:val="center"/>
           </w:tcPr>
           <w:p>
             <w:r/>
@@ -3472,8 +3545,8 @@
         <w:tc>
           <w:tcPr>
             <w:tcW w:type="dxa" w:w="2484"/>
-            <w:vAlign w:val="center"/>
-            <w:shd w:fill="D9EAF7"/>
+            <w:shd w:fill="D9EAF7" w:val="clear"/>
+            <w:vAlign w:val="center"/>
           </w:tcPr>
           <w:p>
             <w:r/>
@@ -3490,8 +3563,8 @@
         <w:tc>
           <w:tcPr>
             <w:tcW w:type="dxa" w:w="2484"/>
-            <w:vAlign w:val="center"/>
-            <w:shd w:fill="D9EAF7"/>
+            <w:shd w:fill="D9EAF7" w:val="clear"/>
+            <w:vAlign w:val="center"/>
           </w:tcPr>
           <w:p>
             <w:r/>
@@ -3508,8 +3581,8 @@
         <w:tc>
           <w:tcPr>
             <w:tcW w:type="dxa" w:w="2484"/>
-            <w:vAlign w:val="center"/>
-            <w:shd w:fill="D9EAF7"/>
+            <w:shd w:fill="D9EAF7" w:val="clear"/>
+            <w:vAlign w:val="center"/>
           </w:tcPr>
           <w:p>
             <w:r/>
@@ -4778,6 +4851,64 @@
                 <w:rFonts w:ascii="Arial" w:hAnsi="Arial"/>
                 <w:b w:val="0"/>
                 <w:sz w:val="16"/>
+              </w:rPr>
+              <w:t>Critical</w:t>
+            </w:r>
+          </w:p>
+        </w:tc>
+      </w:tr>
+      <w:tr>
+        <w:tc>
+          <w:tcPr>
+            <w:tcW w:type="dxa" w:w="2484"/>
+            <w:vAlign w:val="center"/>
+          </w:tcPr>
+          <w:p>
+            <w:r>
+              <w:rPr>
+                <w:sz w:val="14"/>
+              </w:rPr>
+              <w:t>A19</w:t>
+            </w:r>
+          </w:p>
+        </w:tc>
+        <w:tc>
+          <w:tcPr>
+            <w:tcW w:type="dxa" w:w="2484"/>
+            <w:vAlign w:val="center"/>
+          </w:tcPr>
+          <w:p>
+            <w:r>
+              <w:rPr>
+                <w:sz w:val="14"/>
+              </w:rPr>
+              <w:t>Password-reset links and recovery tokens</w:t>
+            </w:r>
+          </w:p>
+        </w:tc>
+        <w:tc>
+          <w:tcPr>
+            <w:tcW w:type="dxa" w:w="2484"/>
+            <w:vAlign w:val="center"/>
+          </w:tcPr>
+          <w:p>
+            <w:r>
+              <w:rPr>
+                <w:sz w:val="14"/>
+              </w:rPr>
+              <w:t>Firebase password-reset links and the demo-mode credential response from /api/forgot-password. A leaked link allows silent account takeover without the victim's password or email access.</w:t>
+            </w:r>
+          </w:p>
+        </w:tc>
+        <w:tc>
+          <w:tcPr>
+            <w:tcW w:type="dxa" w:w="2484"/>
+            <w:vAlign w:val="center"/>
+          </w:tcPr>
+          <w:p>
+            <w:r>
+              <w:rPr>
+                <w:sz w:val="14"/>
               </w:rPr>
               <w:t>Critical</w:t>
             </w:r>
@@ -4834,13 +4965,14 @@
         <w:gridCol w:w="970"/>
         <w:gridCol w:w="970"/>
         <w:gridCol w:w="970"/>
+        <w:gridCol w:w="970"/>
       </w:tblGrid>
       <w:tr>
         <w:tc>
           <w:tcPr>
             <w:tcW w:type="dxa" w:w="970"/>
-            <w:vAlign w:val="center"/>
-            <w:shd w:fill="D9EAF7"/>
+            <w:shd w:fill="D9EAF7" w:val="clear"/>
+            <w:vAlign w:val="center"/>
           </w:tcPr>
           <w:p>
             <w:r/>
@@ -4857,8 +4989,8 @@
         <w:tc>
           <w:tcPr>
             <w:tcW w:type="dxa" w:w="970"/>
-            <w:vAlign w:val="center"/>
-            <w:shd w:fill="D9EAF7"/>
+            <w:shd w:fill="D9EAF7" w:val="clear"/>
+            <w:vAlign w:val="center"/>
           </w:tcPr>
           <w:p>
             <w:r/>
@@ -4875,8 +5007,8 @@
         <w:tc>
           <w:tcPr>
             <w:tcW w:type="dxa" w:w="970"/>
-            <w:vAlign w:val="center"/>
-            <w:shd w:fill="D9EAF7"/>
+            <w:shd w:fill="D9EAF7" w:val="clear"/>
+            <w:vAlign w:val="center"/>
           </w:tcPr>
           <w:p>
             <w:r/>
@@ -4893,8 +5025,8 @@
         <w:tc>
           <w:tcPr>
             <w:tcW w:type="dxa" w:w="970"/>
-            <w:vAlign w:val="center"/>
-            <w:shd w:fill="D9EAF7"/>
+            <w:shd w:fill="D9EAF7" w:val="clear"/>
+            <w:vAlign w:val="center"/>
           </w:tcPr>
           <w:p>
             <w:r/>
@@ -4911,8 +5043,8 @@
         <w:tc>
           <w:tcPr>
             <w:tcW w:type="dxa" w:w="970"/>
-            <w:vAlign w:val="center"/>
-            <w:shd w:fill="D9EAF7"/>
+            <w:shd w:fill="D9EAF7" w:val="clear"/>
+            <w:vAlign w:val="center"/>
           </w:tcPr>
           <w:p>
             <w:r/>
@@ -4929,8 +5061,8 @@
         <w:tc>
           <w:tcPr>
             <w:tcW w:type="dxa" w:w="970"/>
-            <w:vAlign w:val="center"/>
-            <w:shd w:fill="D9EAF7"/>
+            <w:shd w:fill="D9EAF7" w:val="clear"/>
+            <w:vAlign w:val="center"/>
           </w:tcPr>
           <w:p>
             <w:r/>
@@ -4947,8 +5079,8 @@
         <w:tc>
           <w:tcPr>
             <w:tcW w:type="dxa" w:w="970"/>
-            <w:vAlign w:val="center"/>
-            <w:shd w:fill="D9EAF7"/>
+            <w:shd w:fill="D9EAF7" w:val="clear"/>
+            <w:vAlign w:val="center"/>
           </w:tcPr>
           <w:p>
             <w:r/>
@@ -4965,8 +5097,8 @@
         <w:tc>
           <w:tcPr>
             <w:tcW w:type="dxa" w:w="970"/>
-            <w:vAlign w:val="center"/>
-            <w:shd w:fill="D9EAF7"/>
+            <w:shd w:fill="D9EAF7" w:val="clear"/>
+            <w:vAlign w:val="center"/>
           </w:tcPr>
           <w:p>
             <w:r/>
@@ -4983,8 +5115,8 @@
         <w:tc>
           <w:tcPr>
             <w:tcW w:type="dxa" w:w="970"/>
-            <w:vAlign w:val="center"/>
-            <w:shd w:fill="D9EAF7"/>
+            <w:shd w:fill="D9EAF7" w:val="clear"/>
+            <w:vAlign w:val="center"/>
           </w:tcPr>
           <w:p>
             <w:r/>
@@ -5001,8 +5133,8 @@
         <w:tc>
           <w:tcPr>
             <w:tcW w:type="dxa" w:w="970"/>
-            <w:vAlign w:val="center"/>
-            <w:shd w:fill="D9EAF7"/>
+            <w:shd w:fill="D9EAF7" w:val="clear"/>
+            <w:vAlign w:val="center"/>
           </w:tcPr>
           <w:p>
             <w:r/>
@@ -5019,8 +5151,8 @@
         <w:tc>
           <w:tcPr>
             <w:tcW w:type="dxa" w:w="970"/>
-            <w:vAlign w:val="center"/>
-            <w:shd w:fill="D9EAF7"/>
+            <w:shd w:fill="D9EAF7" w:val="clear"/>
+            <w:vAlign w:val="center"/>
           </w:tcPr>
           <w:p>
             <w:r/>
@@ -5037,8 +5169,8 @@
         <w:tc>
           <w:tcPr>
             <w:tcW w:type="dxa" w:w="970"/>
-            <w:vAlign w:val="center"/>
-            <w:shd w:fill="D9EAF7"/>
+            <w:shd w:fill="D9EAF7" w:val="clear"/>
+            <w:vAlign w:val="center"/>
           </w:tcPr>
           <w:p>
             <w:r/>
@@ -5055,8 +5187,8 @@
         <w:tc>
           <w:tcPr>
             <w:tcW w:type="dxa" w:w="970"/>
-            <w:vAlign w:val="center"/>
-            <w:shd w:fill="D9EAF7"/>
+            <w:shd w:fill="D9EAF7" w:val="clear"/>
+            <w:vAlign w:val="center"/>
           </w:tcPr>
           <w:p>
             <w:r/>
@@ -5073,8 +5205,8 @@
         <w:tc>
           <w:tcPr>
             <w:tcW w:type="dxa" w:w="970"/>
-            <w:vAlign w:val="center"/>
-            <w:shd w:fill="D9EAF7"/>
+            <w:shd w:fill="D9EAF7" w:val="clear"/>
+            <w:vAlign w:val="center"/>
           </w:tcPr>
           <w:p>
             <w:r/>
@@ -5091,8 +5223,8 @@
         <w:tc>
           <w:tcPr>
             <w:tcW w:type="dxa" w:w="970"/>
-            <w:vAlign w:val="center"/>
-            <w:shd w:fill="D9EAF7"/>
+            <w:shd w:fill="D9EAF7" w:val="clear"/>
+            <w:vAlign w:val="center"/>
           </w:tcPr>
           <w:p>
             <w:r/>
@@ -5106,6 +5238,20 @@
             </w:r>
           </w:p>
         </w:tc>
+        <w:tc>
+          <w:tcPr>
+            <w:tcW w:type="dxa" w:w="970"/>
+          </w:tcPr>
+          <w:p>
+            <w:r>
+              <w:rPr>
+                <w:b w:val="0"/>
+                <w:sz w:val="13"/>
+              </w:rPr>
+              <w:t>Password Reset</w:t>
+            </w:r>
+          </w:p>
+        </w:tc>
       </w:tr>
       <w:tr>
         <w:tc>
@@ -5363,6 +5509,20 @@
             </w:r>
           </w:p>
         </w:tc>
+        <w:tc>
+          <w:tcPr>
+            <w:tcW w:type="dxa" w:w="970"/>
+          </w:tcPr>
+          <w:p>
+            <w:r>
+              <w:rPr>
+                <w:b w:val="0"/>
+                <w:sz w:val="13"/>
+              </w:rPr>
+              <w:t>OK</w:t>
+            </w:r>
+          </w:p>
+        </w:tc>
       </w:tr>
       <w:tr>
         <w:tc>
@@ -5620,6 +5780,20 @@
             </w:r>
           </w:p>
         </w:tc>
+        <w:tc>
+          <w:tcPr>
+            <w:tcW w:type="dxa" w:w="970"/>
+          </w:tcPr>
+          <w:p>
+            <w:r>
+              <w:rPr>
+                <w:b w:val="0"/>
+                <w:sz w:val="13"/>
+              </w:rPr>
+              <w:t>OK</w:t>
+            </w:r>
+          </w:p>
+        </w:tc>
       </w:tr>
       <w:tr>
         <w:tc>
@@ -5877,6 +6051,20 @@
             </w:r>
           </w:p>
         </w:tc>
+        <w:tc>
+          <w:tcPr>
+            <w:tcW w:type="dxa" w:w="970"/>
+          </w:tcPr>
+          <w:p>
+            <w:r>
+              <w:rPr>
+                <w:b w:val="0"/>
+                <w:sz w:val="13"/>
+              </w:rPr>
+              <w:t>C*</w:t>
+            </w:r>
+          </w:p>
+        </w:tc>
       </w:tr>
       <w:tr>
         <w:tc>
@@ -6134,6 +6322,20 @@
             </w:r>
           </w:p>
         </w:tc>
+        <w:tc>
+          <w:tcPr>
+            <w:tcW w:type="dxa" w:w="970"/>
+          </w:tcPr>
+          <w:p>
+            <w:r>
+              <w:rPr>
+                <w:b w:val="0"/>
+                <w:sz w:val="13"/>
+              </w:rPr>
+              <w:t>C*</w:t>
+            </w:r>
+          </w:p>
+        </w:tc>
       </w:tr>
       <w:tr>
         <w:tc>
@@ -6391,6 +6593,20 @@
             </w:r>
           </w:p>
         </w:tc>
+        <w:tc>
+          <w:tcPr>
+            <w:tcW w:type="dxa" w:w="970"/>
+          </w:tcPr>
+          <w:p>
+            <w:r>
+              <w:rPr>
+                <w:b w:val="0"/>
+                <w:sz w:val="13"/>
+              </w:rPr>
+              <w:t>C*</w:t>
+            </w:r>
+          </w:p>
+        </w:tc>
       </w:tr>
       <w:tr>
         <w:tc>
@@ -6648,6 +6864,20 @@
             </w:r>
           </w:p>
         </w:tc>
+        <w:tc>
+          <w:tcPr>
+            <w:tcW w:type="dxa" w:w="970"/>
+          </w:tcPr>
+          <w:p>
+            <w:r>
+              <w:rPr>
+                <w:b w:val="0"/>
+                <w:sz w:val="13"/>
+              </w:rPr>
+              <w:t>C*</w:t>
+            </w:r>
+          </w:p>
+        </w:tc>
       </w:tr>
       <w:tr>
         <w:tc>
@@ -6905,6 +7135,20 @@
             </w:r>
           </w:p>
         </w:tc>
+        <w:tc>
+          <w:tcPr>
+            <w:tcW w:type="dxa" w:w="970"/>
+          </w:tcPr>
+          <w:p>
+            <w:r>
+              <w:rPr>
+                <w:b w:val="0"/>
+                <w:sz w:val="13"/>
+              </w:rPr>
+              <w:t>C*</w:t>
+            </w:r>
+          </w:p>
+        </w:tc>
       </w:tr>
       <w:tr>
         <w:tc>
@@ -7159,6 +7403,20 @@
                 <w:sz w:val="13"/>
               </w:rPr>
               <w:t>L</w:t>
+            </w:r>
+          </w:p>
+        </w:tc>
+        <w:tc>
+          <w:tcPr>
+            <w:tcW w:type="dxa" w:w="970"/>
+          </w:tcPr>
+          <w:p>
+            <w:r>
+              <w:rPr>
+                <w:b w:val="0"/>
+                <w:sz w:val="13"/>
+              </w:rPr>
+              <w:t>C*</w:t>
             </w:r>
           </w:p>
         </w:tc>
@@ -7168,6 +7426,15 @@
     <w:p>
       <w:r>
         <w:t>C* Billing is technically reachable through the current backend endpoint without an authentication check, so its current exposure should be treated as a vulnerability rather than a properly authorized staff privilege. Security-lab functions are intentionally exposed for training and must not be interpreted as production privileges.</w:t>
+      </w:r>
+    </w:p>
+    <w:p>
+      <w:pPr/>
+      <w:r>
+        <w:rPr>
+          <w:sz w:val="18"/>
+        </w:rPr>
+        <w:t>OK Password reset is reachable with no authentication at all: /api/forgot-password returns a working reset link to any anonymous caller. This is recorded as threat T18 rather than as an authorized privilege. C* Password reset should require a fully authenticated staff identity plus proof of control of the registered email address.</w:t>
       </w:r>
     </w:p>
     <w:p>
@@ -7294,8 +7561,8 @@
         <w:tc>
           <w:tcPr>
             <w:tcW w:type="dxa" w:w="2484"/>
-            <w:vAlign w:val="center"/>
-            <w:shd w:fill="D9EAF7"/>
+            <w:shd w:fill="D9EAF7" w:val="clear"/>
+            <w:vAlign w:val="center"/>
           </w:tcPr>
           <w:p>
             <w:r/>
@@ -7312,8 +7579,8 @@
         <w:tc>
           <w:tcPr>
             <w:tcW w:type="dxa" w:w="2484"/>
-            <w:vAlign w:val="center"/>
-            <w:shd w:fill="D9EAF7"/>
+            <w:shd w:fill="D9EAF7" w:val="clear"/>
+            <w:vAlign w:val="center"/>
           </w:tcPr>
           <w:p>
             <w:r/>
@@ -7330,8 +7597,8 @@
         <w:tc>
           <w:tcPr>
             <w:tcW w:type="dxa" w:w="2484"/>
-            <w:vAlign w:val="center"/>
-            <w:shd w:fill="D9EAF7"/>
+            <w:shd w:fill="D9EAF7" w:val="clear"/>
+            <w:vAlign w:val="center"/>
           </w:tcPr>
           <w:p>
             <w:r/>
@@ -7348,8 +7615,8 @@
         <w:tc>
           <w:tcPr>
             <w:tcW w:type="dxa" w:w="2484"/>
-            <w:vAlign w:val="center"/>
-            <w:shd w:fill="D9EAF7"/>
+            <w:shd w:fill="D9EAF7" w:val="clear"/>
+            <w:vAlign w:val="center"/>
           </w:tcPr>
           <w:p>
             <w:r/>
@@ -7815,8 +8082,8 @@
         <w:tc>
           <w:tcPr>
             <w:tcW w:type="dxa" w:w="1242"/>
-            <w:vAlign w:val="center"/>
-            <w:shd w:fill="D9EAF7"/>
+            <w:shd w:fill="D9EAF7" w:val="clear"/>
+            <w:vAlign w:val="center"/>
           </w:tcPr>
           <w:p>
             <w:r/>
@@ -7833,8 +8100,8 @@
         <w:tc>
           <w:tcPr>
             <w:tcW w:type="dxa" w:w="1242"/>
-            <w:vAlign w:val="center"/>
-            <w:shd w:fill="D9EAF7"/>
+            <w:shd w:fill="D9EAF7" w:val="clear"/>
+            <w:vAlign w:val="center"/>
           </w:tcPr>
           <w:p>
             <w:r/>
@@ -7851,8 +8118,8 @@
         <w:tc>
           <w:tcPr>
             <w:tcW w:type="dxa" w:w="1242"/>
-            <w:vAlign w:val="center"/>
-            <w:shd w:fill="D9EAF7"/>
+            <w:shd w:fill="D9EAF7" w:val="clear"/>
+            <w:vAlign w:val="center"/>
           </w:tcPr>
           <w:p>
             <w:r/>
@@ -7869,8 +8136,8 @@
         <w:tc>
           <w:tcPr>
             <w:tcW w:type="dxa" w:w="1242"/>
-            <w:vAlign w:val="center"/>
-            <w:shd w:fill="D9EAF7"/>
+            <w:shd w:fill="D9EAF7" w:val="clear"/>
+            <w:vAlign w:val="center"/>
           </w:tcPr>
           <w:p>
             <w:r/>
@@ -7887,8 +8154,8 @@
         <w:tc>
           <w:tcPr>
             <w:tcW w:type="dxa" w:w="1242"/>
-            <w:vAlign w:val="center"/>
-            <w:shd w:fill="D9EAF7"/>
+            <w:shd w:fill="D9EAF7" w:val="clear"/>
+            <w:vAlign w:val="center"/>
           </w:tcPr>
           <w:p>
             <w:r/>
@@ -7905,8 +8172,8 @@
         <w:tc>
           <w:tcPr>
             <w:tcW w:type="dxa" w:w="1242"/>
-            <w:vAlign w:val="center"/>
-            <w:shd w:fill="D9EAF7"/>
+            <w:shd w:fill="D9EAF7" w:val="clear"/>
+            <w:vAlign w:val="center"/>
           </w:tcPr>
           <w:p>
             <w:r/>
@@ -7923,8 +8190,8 @@
         <w:tc>
           <w:tcPr>
             <w:tcW w:type="dxa" w:w="1242"/>
-            <w:vAlign w:val="center"/>
-            <w:shd w:fill="D9EAF7"/>
+            <w:shd w:fill="D9EAF7" w:val="clear"/>
+            <w:vAlign w:val="center"/>
           </w:tcPr>
           <w:p>
             <w:r/>
@@ -7941,8 +8208,8 @@
         <w:tc>
           <w:tcPr>
             <w:tcW w:type="dxa" w:w="1242"/>
-            <w:vAlign w:val="center"/>
-            <w:shd w:fill="D9EAF7"/>
+            <w:shd w:fill="D9EAF7" w:val="clear"/>
+            <w:vAlign w:val="center"/>
           </w:tcPr>
           <w:p>
             <w:r/>
@@ -10299,6 +10566,348 @@
                 <w:sz w:val="14"/>
               </w:rPr>
               <w:t>Chat has basic in-memory rate limiting but external API calls create cost and availability exposure.</w:t>
+            </w:r>
+          </w:p>
+        </w:tc>
+      </w:tr>
+      <w:tr>
+        <w:tc>
+          <w:tcPr>
+            <w:tcW w:type="dxa" w:w="1242"/>
+            <w:vAlign w:val="center"/>
+          </w:tcPr>
+          <w:p>
+            <w:r>
+              <w:rPr>
+                <w:sz w:val="14"/>
+              </w:rPr>
+              <w:t>T18</w:t>
+            </w:r>
+          </w:p>
+        </w:tc>
+        <w:tc>
+          <w:tcPr>
+            <w:tcW w:type="dxa" w:w="1242"/>
+            <w:vAlign w:val="center"/>
+          </w:tcPr>
+          <w:p>
+            <w:r>
+              <w:rPr>
+                <w:sz w:val="14"/>
+              </w:rPr>
+              <w:t>Unauthenticated password-reset link disclosure</w:t>
+            </w:r>
+          </w:p>
+        </w:tc>
+        <w:tc>
+          <w:tcPr>
+            <w:tcW w:type="dxa" w:w="1242"/>
+            <w:vAlign w:val="center"/>
+          </w:tcPr>
+          <w:p>
+            <w:r>
+              <w:rPr>
+                <w:sz w:val="14"/>
+              </w:rPr>
+              <w:t>Anonymous / attacker</w:t>
+            </w:r>
+          </w:p>
+        </w:tc>
+        <w:tc>
+          <w:tcPr>
+            <w:tcW w:type="dxa" w:w="1242"/>
+            <w:vAlign w:val="center"/>
+          </w:tcPr>
+          <w:p>
+            <w:r>
+              <w:rPr>
+                <w:sz w:val="14"/>
+              </w:rPr>
+              <w:t>Authentication / session management</w:t>
+            </w:r>
+          </w:p>
+        </w:tc>
+        <w:tc>
+          <w:tcPr>
+            <w:tcW w:type="dxa" w:w="1242"/>
+            <w:vAlign w:val="center"/>
+          </w:tcPr>
+          <w:p>
+            <w:r>
+              <w:rPr>
+                <w:sz w:val="14"/>
+              </w:rPr>
+              <w:t>H</w:t>
+            </w:r>
+          </w:p>
+        </w:tc>
+        <w:tc>
+          <w:tcPr>
+            <w:tcW w:type="dxa" w:w="1242"/>
+            <w:vAlign w:val="center"/>
+          </w:tcPr>
+          <w:p>
+            <w:r>
+              <w:rPr>
+                <w:sz w:val="14"/>
+              </w:rPr>
+              <w:t>Critical</w:t>
+            </w:r>
+          </w:p>
+        </w:tc>
+        <w:tc>
+          <w:tcPr>
+            <w:tcW w:type="dxa" w:w="1242"/>
+            <w:vAlign w:val="center"/>
+          </w:tcPr>
+          <w:p>
+            <w:r>
+              <w:rPr>
+                <w:sz w:val="14"/>
+              </w:rPr>
+              <w:t>Critical</w:t>
+            </w:r>
+          </w:p>
+        </w:tc>
+        <w:tc>
+          <w:tcPr>
+            <w:tcW w:type="dxa" w:w="1242"/>
+            <w:vAlign w:val="center"/>
+          </w:tcPr>
+          <w:p>
+            <w:r>
+              <w:rPr>
+                <w:sz w:val="14"/>
+              </w:rPr>
+              <w:t>/api/forgot-password requires no authentication and returns a working Firebase password-reset link for any named username, giving full account takeover.</w:t>
+            </w:r>
+          </w:p>
+        </w:tc>
+      </w:tr>
+      <w:tr>
+        <w:tc>
+          <w:tcPr>
+            <w:tcW w:type="dxa" w:w="1242"/>
+            <w:vAlign w:val="center"/>
+          </w:tcPr>
+          <w:p>
+            <w:r>
+              <w:rPr>
+                <w:sz w:val="14"/>
+              </w:rPr>
+              <w:t>T19</w:t>
+            </w:r>
+          </w:p>
+        </w:tc>
+        <w:tc>
+          <w:tcPr>
+            <w:tcW w:type="dxa" w:w="1242"/>
+            <w:vAlign w:val="center"/>
+          </w:tcPr>
+          <w:p>
+            <w:r>
+              <w:rPr>
+                <w:sz w:val="14"/>
+              </w:rPr>
+              <w:t>Plaintext credential disclosure in demo mode</w:t>
+            </w:r>
+          </w:p>
+        </w:tc>
+        <w:tc>
+          <w:tcPr>
+            <w:tcW w:type="dxa" w:w="1242"/>
+            <w:vAlign w:val="center"/>
+          </w:tcPr>
+          <w:p>
+            <w:r>
+              <w:rPr>
+                <w:sz w:val="14"/>
+              </w:rPr>
+              <w:t>Anonymous / attacker</w:t>
+            </w:r>
+          </w:p>
+        </w:tc>
+        <w:tc>
+          <w:tcPr>
+            <w:tcW w:type="dxa" w:w="1242"/>
+            <w:vAlign w:val="center"/>
+          </w:tcPr>
+          <w:p>
+            <w:r>
+              <w:rPr>
+                <w:sz w:val="14"/>
+              </w:rPr>
+              <w:t>Information exposure / credentials</w:t>
+            </w:r>
+          </w:p>
+        </w:tc>
+        <w:tc>
+          <w:tcPr>
+            <w:tcW w:type="dxa" w:w="1242"/>
+            <w:vAlign w:val="center"/>
+          </w:tcPr>
+          <w:p>
+            <w:r>
+              <w:rPr>
+                <w:sz w:val="14"/>
+              </w:rPr>
+              <w:t>H</w:t>
+            </w:r>
+          </w:p>
+        </w:tc>
+        <w:tc>
+          <w:tcPr>
+            <w:tcW w:type="dxa" w:w="1242"/>
+            <w:vAlign w:val="center"/>
+          </w:tcPr>
+          <w:p>
+            <w:r>
+              <w:rPr>
+                <w:sz w:val="14"/>
+              </w:rPr>
+              <w:t>High</w:t>
+            </w:r>
+          </w:p>
+        </w:tc>
+        <w:tc>
+          <w:tcPr>
+            <w:tcW w:type="dxa" w:w="1242"/>
+            <w:vAlign w:val="center"/>
+          </w:tcPr>
+          <w:p>
+            <w:r>
+              <w:rPr>
+                <w:sz w:val="14"/>
+              </w:rPr>
+              <w:t>High</w:t>
+            </w:r>
+          </w:p>
+        </w:tc>
+        <w:tc>
+          <w:tcPr>
+            <w:tcW w:type="dxa" w:w="1242"/>
+            <w:vAlign w:val="center"/>
+          </w:tcPr>
+          <w:p>
+            <w:r>
+              <w:rPr>
+                <w:sz w:val="14"/>
+              </w:rPr>
+              <w:t>When Firebase is unconfigured, /api/forgot-password returns demoEmail and demoPassword in plaintext for every seeded account.</w:t>
+            </w:r>
+          </w:p>
+        </w:tc>
+      </w:tr>
+      <w:tr>
+        <w:tc>
+          <w:tcPr>
+            <w:tcW w:type="dxa" w:w="1242"/>
+            <w:vAlign w:val="center"/>
+          </w:tcPr>
+          <w:p>
+            <w:r>
+              <w:rPr>
+                <w:sz w:val="14"/>
+              </w:rPr>
+              <w:t>T20</w:t>
+            </w:r>
+          </w:p>
+        </w:tc>
+        <w:tc>
+          <w:tcPr>
+            <w:tcW w:type="dxa" w:w="1242"/>
+            <w:vAlign w:val="center"/>
+          </w:tcPr>
+          <w:p>
+            <w:r>
+              <w:rPr>
+                <w:sz w:val="14"/>
+              </w:rPr>
+              <w:t>Uncontrolled Google account provisioning</w:t>
+            </w:r>
+          </w:p>
+        </w:tc>
+        <w:tc>
+          <w:tcPr>
+            <w:tcW w:type="dxa" w:w="1242"/>
+            <w:vAlign w:val="center"/>
+          </w:tcPr>
+          <w:p>
+            <w:r>
+              <w:rPr>
+                <w:sz w:val="14"/>
+              </w:rPr>
+              <w:t>Anyone with a Google account</w:t>
+            </w:r>
+          </w:p>
+        </w:tc>
+        <w:tc>
+          <w:tcPr>
+            <w:tcW w:type="dxa" w:w="1242"/>
+            <w:vAlign w:val="center"/>
+          </w:tcPr>
+          <w:p>
+            <w:r>
+              <w:rPr>
+                <w:sz w:val="14"/>
+              </w:rPr>
+              <w:t>Authorization / identity</w:t>
+            </w:r>
+          </w:p>
+        </w:tc>
+        <w:tc>
+          <w:tcPr>
+            <w:tcW w:type="dxa" w:w="1242"/>
+            <w:vAlign w:val="center"/>
+          </w:tcPr>
+          <w:p>
+            <w:r>
+              <w:rPr>
+                <w:sz w:val="14"/>
+              </w:rPr>
+              <w:t>M</w:t>
+            </w:r>
+          </w:p>
+        </w:tc>
+        <w:tc>
+          <w:tcPr>
+            <w:tcW w:type="dxa" w:w="1242"/>
+            <w:vAlign w:val="center"/>
+          </w:tcPr>
+          <w:p>
+            <w:r>
+              <w:rPr>
+                <w:sz w:val="14"/>
+              </w:rPr>
+              <w:t>H</w:t>
+            </w:r>
+          </w:p>
+        </w:tc>
+        <w:tc>
+          <w:tcPr>
+            <w:tcW w:type="dxa" w:w="1242"/>
+            <w:vAlign w:val="center"/>
+          </w:tcPr>
+          <w:p>
+            <w:r>
+              <w:rPr>
+                <w:sz w:val="14"/>
+              </w:rPr>
+              <w:t>High</w:t>
+            </w:r>
+          </w:p>
+        </w:tc>
+        <w:tc>
+          <w:tcPr>
+            <w:tcW w:type="dxa" w:w="1242"/>
+            <w:vAlign w:val="center"/>
+          </w:tcPr>
+          <w:p>
+            <w:r>
+              <w:rPr>
+                <w:sz w:val="14"/>
+              </w:rPr>
+              <w:t>/api/google-login auto-creates a staff profile with role Staff and active true for any unrecognised Google identity, with no allowlist or approval step.</w:t>
             </w:r>
           </w:p>
         </w:tc>
@@ -10308,6 +10917,15 @@
     <w:p>
       <w:r>
         <w:t>Threats T05–T10 are intentional training weaknesses and therefore should not be removed from the lab without replacing them with equivalent isolated demonstrations. The mitigation plan instead describes how the same patterns would be secured in a production version.</w:t>
+      </w:r>
+    </w:p>
+    <w:p>
+      <w:pPr/>
+      <w:r>
+        <w:rPr>
+          <w:sz w:val="18"/>
+        </w:rPr>
+        <w:t>T18, T19 and T20 are not intentional lab weaknesses. They are genuine defects in the production-facing authentication and account-provisioning path, and they should be remediated regardless of the training scope.</w:t>
       </w:r>
     </w:p>
     <w:p>
@@ -10423,6 +11041,17 @@
         <w:pStyle w:val="ListBullet"/>
       </w:pPr>
       <w:r>
+        <w:rPr>
+          <w:sz w:val="20"/>
+        </w:rPr>
+        <w:t>Branch 4: request a password-reset link for the target username and redeem the returned link without ever knowing the current password.</w:t>
+      </w:r>
+    </w:p>
+    <w:p>
+      <w:pPr>
+        <w:pStyle w:val="ListBullet"/>
+      </w:pPr>
+      <w:r>
         <w:t>Goal: cause the application server to execute an attacker-controlled command.</w:t>
       </w:r>
     </w:p>
@@ -10534,8 +11163,8 @@
         <w:tc>
           <w:tcPr>
             <w:tcW w:type="dxa" w:w="1419"/>
-            <w:vAlign w:val="center"/>
-            <w:shd w:fill="D9EAF7"/>
+            <w:shd w:fill="D9EAF7" w:val="clear"/>
+            <w:vAlign w:val="center"/>
           </w:tcPr>
           <w:p>
             <w:r/>
@@ -10552,8 +11181,8 @@
         <w:tc>
           <w:tcPr>
             <w:tcW w:type="dxa" w:w="1419"/>
-            <w:vAlign w:val="center"/>
-            <w:shd w:fill="D9EAF7"/>
+            <w:shd w:fill="D9EAF7" w:val="clear"/>
+            <w:vAlign w:val="center"/>
           </w:tcPr>
           <w:p>
             <w:r/>
@@ -10570,8 +11199,8 @@
         <w:tc>
           <w:tcPr>
             <w:tcW w:type="dxa" w:w="1419"/>
-            <w:vAlign w:val="center"/>
-            <w:shd w:fill="D9EAF7"/>
+            <w:shd w:fill="D9EAF7" w:val="clear"/>
+            <w:vAlign w:val="center"/>
           </w:tcPr>
           <w:p>
             <w:r/>
@@ -10588,8 +11217,8 @@
         <w:tc>
           <w:tcPr>
             <w:tcW w:type="dxa" w:w="1419"/>
-            <w:vAlign w:val="center"/>
-            <w:shd w:fill="D9EAF7"/>
+            <w:shd w:fill="D9EAF7" w:val="clear"/>
+            <w:vAlign w:val="center"/>
           </w:tcPr>
           <w:p>
             <w:r/>
@@ -10606,8 +11235,8 @@
         <w:tc>
           <w:tcPr>
             <w:tcW w:type="dxa" w:w="1419"/>
-            <w:vAlign w:val="center"/>
-            <w:shd w:fill="D9EAF7"/>
+            <w:shd w:fill="D9EAF7" w:val="clear"/>
+            <w:vAlign w:val="center"/>
           </w:tcPr>
           <w:p>
             <w:r/>
@@ -10624,8 +11253,8 @@
         <w:tc>
           <w:tcPr>
             <w:tcW w:type="dxa" w:w="1419"/>
-            <w:vAlign w:val="center"/>
-            <w:shd w:fill="D9EAF7"/>
+            <w:shd w:fill="D9EAF7" w:val="clear"/>
+            <w:vAlign w:val="center"/>
           </w:tcPr>
           <w:p>
             <w:r/>
@@ -10642,8 +11271,8 @@
         <w:tc>
           <w:tcPr>
             <w:tcW w:type="dxa" w:w="1419"/>
-            <w:vAlign w:val="center"/>
-            <w:shd w:fill="D9EAF7"/>
+            <w:shd w:fill="D9EAF7" w:val="clear"/>
+            <w:vAlign w:val="center"/>
           </w:tcPr>
           <w:p>
             <w:r/>
@@ -11864,6 +12493,306 @@
                 <w:sz w:val="14"/>
               </w:rPr>
               <w:t>T11 → M03/M12</w:t>
+            </w:r>
+          </w:p>
+        </w:tc>
+      </w:tr>
+      <w:tr>
+        <w:tc>
+          <w:tcPr>
+            <w:tcW w:type="dxa" w:w="1419"/>
+            <w:vAlign w:val="center"/>
+          </w:tcPr>
+          <w:p>
+            <w:r>
+              <w:rPr>
+                <w:sz w:val="14"/>
+              </w:rPr>
+              <w:t>AC-11</w:t>
+            </w:r>
+          </w:p>
+        </w:tc>
+        <w:tc>
+          <w:tcPr>
+            <w:tcW w:type="dxa" w:w="1419"/>
+            <w:vAlign w:val="center"/>
+          </w:tcPr>
+          <w:p>
+            <w:r>
+              <w:rPr>
+                <w:sz w:val="14"/>
+              </w:rPr>
+              <w:t>Silent account takeover via password reset</w:t>
+            </w:r>
+          </w:p>
+        </w:tc>
+        <w:tc>
+          <w:tcPr>
+            <w:tcW w:type="dxa" w:w="1419"/>
+            <w:vAlign w:val="center"/>
+          </w:tcPr>
+          <w:p>
+            <w:r>
+              <w:rPr>
+                <w:sz w:val="14"/>
+              </w:rPr>
+              <w:t>Anonymous attacker</w:t>
+            </w:r>
+          </w:p>
+        </w:tc>
+        <w:tc>
+          <w:tcPr>
+            <w:tcW w:type="dxa" w:w="1419"/>
+            <w:vAlign w:val="center"/>
+          </w:tcPr>
+          <w:p>
+            <w:r>
+              <w:rPr>
+                <w:sz w:val="14"/>
+              </w:rPr>
+              <w:t>Login page or /api/forgot-password is reachable; target username is known or guessed.</w:t>
+            </w:r>
+          </w:p>
+        </w:tc>
+        <w:tc>
+          <w:tcPr>
+            <w:tcW w:type="dxa" w:w="1419"/>
+            <w:vAlign w:val="center"/>
+          </w:tcPr>
+          <w:p>
+            <w:r>
+              <w:rPr>
+                <w:sz w:val="14"/>
+              </w:rPr>
+              <w:t>POST the target username to /api/forgot-password, receive a working Firebase reset link in the response, then redeem it to set a new password.</w:t>
+            </w:r>
+          </w:p>
+        </w:tc>
+        <w:tc>
+          <w:tcPr>
+            <w:tcW w:type="dxa" w:w="1419"/>
+            <w:vAlign w:val="center"/>
+          </w:tcPr>
+          <w:p>
+            <w:r>
+              <w:rPr>
+                <w:sz w:val="14"/>
+              </w:rPr>
+              <w:t>Complete takeover of any staff account including Administrator, without the victim's password, email access, or interaction.</w:t>
+            </w:r>
+          </w:p>
+        </w:tc>
+        <w:tc>
+          <w:tcPr>
+            <w:tcW w:type="dxa" w:w="1419"/>
+            <w:vAlign w:val="center"/>
+          </w:tcPr>
+          <w:p>
+            <w:r>
+              <w:rPr>
+                <w:sz w:val="14"/>
+              </w:rPr>
+              <w:t>T18 -&gt; M21</w:t>
+            </w:r>
+          </w:p>
+        </w:tc>
+      </w:tr>
+      <w:tr>
+        <w:tc>
+          <w:tcPr>
+            <w:tcW w:type="dxa" w:w="1419"/>
+            <w:vAlign w:val="center"/>
+          </w:tcPr>
+          <w:p>
+            <w:r>
+              <w:rPr>
+                <w:sz w:val="14"/>
+              </w:rPr>
+              <w:t>AC-12</w:t>
+            </w:r>
+          </w:p>
+        </w:tc>
+        <w:tc>
+          <w:tcPr>
+            <w:tcW w:type="dxa" w:w="1419"/>
+            <w:vAlign w:val="center"/>
+          </w:tcPr>
+          <w:p>
+            <w:r>
+              <w:rPr>
+                <w:sz w:val="14"/>
+              </w:rPr>
+              <w:t>Harvest demo-mode credentials</w:t>
+            </w:r>
+          </w:p>
+        </w:tc>
+        <w:tc>
+          <w:tcPr>
+            <w:tcW w:type="dxa" w:w="1419"/>
+            <w:vAlign w:val="center"/>
+          </w:tcPr>
+          <w:p>
+            <w:r>
+              <w:rPr>
+                <w:sz w:val="14"/>
+              </w:rPr>
+              <w:t>Anonymous attacker</w:t>
+            </w:r>
+          </w:p>
+        </w:tc>
+        <w:tc>
+          <w:tcPr>
+            <w:tcW w:type="dxa" w:w="1419"/>
+            <w:vAlign w:val="center"/>
+          </w:tcPr>
+          <w:p>
+            <w:r>
+              <w:rPr>
+                <w:sz w:val="14"/>
+              </w:rPr>
+              <w:t>Firebase is not configured on the deployment (the default lab state).</w:t>
+            </w:r>
+          </w:p>
+        </w:tc>
+        <w:tc>
+          <w:tcPr>
+            <w:tcW w:type="dxa" w:w="1419"/>
+            <w:vAlign w:val="center"/>
+          </w:tcPr>
+          <w:p>
+            <w:r>
+              <w:rPr>
+                <w:sz w:val="14"/>
+              </w:rPr>
+              <w:t>Iterate known usernames through /api/forgot-password and read the demoPassword field returned for each account.</w:t>
+            </w:r>
+          </w:p>
+        </w:tc>
+        <w:tc>
+          <w:tcPr>
+            <w:tcW w:type="dxa" w:w="1419"/>
+            <w:vAlign w:val="center"/>
+          </w:tcPr>
+          <w:p>
+            <w:r>
+              <w:rPr>
+                <w:sz w:val="14"/>
+              </w:rPr>
+              <w:t>Disclosure of every seeded staff password, enabling direct login as any role.</w:t>
+            </w:r>
+          </w:p>
+        </w:tc>
+        <w:tc>
+          <w:tcPr>
+            <w:tcW w:type="dxa" w:w="1419"/>
+            <w:vAlign w:val="center"/>
+          </w:tcPr>
+          <w:p>
+            <w:r>
+              <w:rPr>
+                <w:sz w:val="14"/>
+              </w:rPr>
+              <w:t>T19 -&gt; M22</w:t>
+            </w:r>
+          </w:p>
+        </w:tc>
+      </w:tr>
+      <w:tr>
+        <w:tc>
+          <w:tcPr>
+            <w:tcW w:type="dxa" w:w="1419"/>
+            <w:vAlign w:val="center"/>
+          </w:tcPr>
+          <w:p>
+            <w:r>
+              <w:rPr>
+                <w:sz w:val="14"/>
+              </w:rPr>
+              <w:t>AC-13</w:t>
+            </w:r>
+          </w:p>
+        </w:tc>
+        <w:tc>
+          <w:tcPr>
+            <w:tcW w:type="dxa" w:w="1419"/>
+            <w:vAlign w:val="center"/>
+          </w:tcPr>
+          <w:p>
+            <w:r>
+              <w:rPr>
+                <w:sz w:val="14"/>
+              </w:rPr>
+              <w:t>Gain staff access through an unrelated Google identity</w:t>
+            </w:r>
+          </w:p>
+        </w:tc>
+        <w:tc>
+          <w:tcPr>
+            <w:tcW w:type="dxa" w:w="1419"/>
+            <w:vAlign w:val="center"/>
+          </w:tcPr>
+          <w:p>
+            <w:r>
+              <w:rPr>
+                <w:sz w:val="14"/>
+              </w:rPr>
+              <w:t>External individual / attacker</w:t>
+            </w:r>
+          </w:p>
+        </w:tc>
+        <w:tc>
+          <w:tcPr>
+            <w:tcW w:type="dxa" w:w="1419"/>
+            <w:vAlign w:val="center"/>
+          </w:tcPr>
+          <w:p>
+            <w:r>
+              <w:rPr>
+                <w:sz w:val="14"/>
+              </w:rPr>
+              <w:t>Deployment has Google Sign-In enabled and the attacker controls any Google account.</w:t>
+            </w:r>
+          </w:p>
+        </w:tc>
+        <w:tc>
+          <w:tcPr>
+            <w:tcW w:type="dxa" w:w="1419"/>
+            <w:vAlign w:val="center"/>
+          </w:tcPr>
+          <w:p>
+            <w:r>
+              <w:rPr>
+                <w:sz w:val="14"/>
+              </w:rPr>
+              <w:t>Sign in with a personal Google account; the server creates a staff profile with the default Staff role and no administrator approval.</w:t>
+            </w:r>
+          </w:p>
+        </w:tc>
+        <w:tc>
+          <w:tcPr>
+            <w:tcW w:type="dxa" w:w="1419"/>
+            <w:vAlign w:val="center"/>
+          </w:tcPr>
+          <w:p>
+            <w:r>
+              <w:rPr>
+                <w:sz w:val="14"/>
+              </w:rPr>
+              <w:t>Unauthorized access to every function granted to signed-in staff, including patient CRUD under the permissive Firestore rule.</w:t>
+            </w:r>
+          </w:p>
+        </w:tc>
+        <w:tc>
+          <w:tcPr>
+            <w:tcW w:type="dxa" w:w="1419"/>
+            <w:vAlign w:val="center"/>
+          </w:tcPr>
+          <w:p>
+            <w:r>
+              <w:rPr>
+                <w:sz w:val="14"/>
+              </w:rPr>
+              <w:t>T20 -&gt; M23</w:t>
             </w:r>
           </w:p>
         </w:tc>
@@ -11906,8 +12835,8 @@
         <w:tc>
           <w:tcPr>
             <w:tcW w:type="dxa" w:w="1987"/>
-            <w:vAlign w:val="center"/>
-            <w:shd w:fill="D9EAF7"/>
+            <w:shd w:fill="D9EAF7" w:val="clear"/>
+            <w:vAlign w:val="center"/>
           </w:tcPr>
           <w:p>
             <w:r/>
@@ -11924,8 +12853,8 @@
         <w:tc>
           <w:tcPr>
             <w:tcW w:type="dxa" w:w="1987"/>
-            <w:vAlign w:val="center"/>
-            <w:shd w:fill="D9EAF7"/>
+            <w:shd w:fill="D9EAF7" w:val="clear"/>
+            <w:vAlign w:val="center"/>
           </w:tcPr>
           <w:p>
             <w:r/>
@@ -11942,8 +12871,8 @@
         <w:tc>
           <w:tcPr>
             <w:tcW w:type="dxa" w:w="1987"/>
-            <w:vAlign w:val="center"/>
-            <w:shd w:fill="D9EAF7"/>
+            <w:shd w:fill="D9EAF7" w:val="clear"/>
+            <w:vAlign w:val="center"/>
           </w:tcPr>
           <w:p>
             <w:r/>
@@ -11960,8 +12889,8 @@
         <w:tc>
           <w:tcPr>
             <w:tcW w:type="dxa" w:w="1987"/>
-            <w:vAlign w:val="center"/>
-            <w:shd w:fill="D9EAF7"/>
+            <w:shd w:fill="D9EAF7" w:val="clear"/>
+            <w:vAlign w:val="center"/>
           </w:tcPr>
           <w:p>
             <w:r/>
@@ -11978,8 +12907,8 @@
         <w:tc>
           <w:tcPr>
             <w:tcW w:type="dxa" w:w="1987"/>
-            <w:vAlign w:val="center"/>
-            <w:shd w:fill="D9EAF7"/>
+            <w:shd w:fill="D9EAF7" w:val="clear"/>
+            <w:vAlign w:val="center"/>
           </w:tcPr>
           <w:p>
             <w:r/>
@@ -13727,6 +14656,222 @@
               <w:rPr>
                 <w:rFonts w:ascii="Arial" w:hAnsi="Arial"/>
                 <w:b w:val="0"/>
+                <w:sz w:val="14"/>
+              </w:rPr>
+              <w:t>Critical</w:t>
+            </w:r>
+          </w:p>
+        </w:tc>
+      </w:tr>
+      <w:tr>
+        <w:tc>
+          <w:tcPr>
+            <w:tcW w:type="dxa" w:w="1987"/>
+            <w:vAlign w:val="center"/>
+          </w:tcPr>
+          <w:p>
+            <w:r>
+              <w:rPr>
+                <w:sz w:val="14"/>
+              </w:rPr>
+              <w:t>M21</w:t>
+            </w:r>
+          </w:p>
+        </w:tc>
+        <w:tc>
+          <w:tcPr>
+            <w:tcW w:type="dxa" w:w="1987"/>
+            <w:vAlign w:val="center"/>
+          </w:tcPr>
+          <w:p>
+            <w:r>
+              <w:rPr>
+                <w:sz w:val="14"/>
+              </w:rPr>
+              <w:t>Authentication / Session Management</w:t>
+            </w:r>
+          </w:p>
+        </w:tc>
+        <w:tc>
+          <w:tcPr>
+            <w:tcW w:type="dxa" w:w="1987"/>
+            <w:vAlign w:val="center"/>
+          </w:tcPr>
+          <w:p>
+            <w:r>
+              <w:rPr>
+                <w:sz w:val="14"/>
+              </w:rPr>
+              <w:t>T18 / AC-11</w:t>
+            </w:r>
+          </w:p>
+        </w:tc>
+        <w:tc>
+          <w:tcPr>
+            <w:tcW w:type="dxa" w:w="1987"/>
+            <w:vAlign w:val="center"/>
+          </w:tcPr>
+          <w:p>
+            <w:r>
+              <w:rPr>
+                <w:sz w:val="14"/>
+              </w:rPr>
+              <w:t>Never return a password-reset link or token in the API response. Send it only to the registered email, require a single-use short-lived token, invalidate it after use, add rate limiting and lockout, and notify the account owner of reset requests.</w:t>
+            </w:r>
+          </w:p>
+        </w:tc>
+        <w:tc>
+          <w:tcPr>
+            <w:tcW w:type="dxa" w:w="1987"/>
+            <w:vAlign w:val="center"/>
+          </w:tcPr>
+          <w:p>
+            <w:r>
+              <w:rPr>
+                <w:sz w:val="14"/>
+              </w:rPr>
+              <w:t>Critical</w:t>
+            </w:r>
+          </w:p>
+        </w:tc>
+      </w:tr>
+      <w:tr>
+        <w:tc>
+          <w:tcPr>
+            <w:tcW w:type="dxa" w:w="1987"/>
+            <w:vAlign w:val="center"/>
+          </w:tcPr>
+          <w:p>
+            <w:r>
+              <w:rPr>
+                <w:sz w:val="14"/>
+              </w:rPr>
+              <w:t>M22</w:t>
+            </w:r>
+          </w:p>
+        </w:tc>
+        <w:tc>
+          <w:tcPr>
+            <w:tcW w:type="dxa" w:w="1987"/>
+            <w:vAlign w:val="center"/>
+          </w:tcPr>
+          <w:p>
+            <w:r>
+              <w:rPr>
+                <w:sz w:val="14"/>
+              </w:rPr>
+              <w:t>Data Protection / Error Handling</w:t>
+            </w:r>
+          </w:p>
+        </w:tc>
+        <w:tc>
+          <w:tcPr>
+            <w:tcW w:type="dxa" w:w="1987"/>
+            <w:vAlign w:val="center"/>
+          </w:tcPr>
+          <w:p>
+            <w:r>
+              <w:rPr>
+                <w:sz w:val="14"/>
+              </w:rPr>
+              <w:t>T19 / AC-12</w:t>
+            </w:r>
+          </w:p>
+        </w:tc>
+        <w:tc>
+          <w:tcPr>
+            <w:tcW w:type="dxa" w:w="1987"/>
+            <w:vAlign w:val="center"/>
+          </w:tcPr>
+          <w:p>
+            <w:r>
+              <w:rPr>
+                <w:sz w:val="14"/>
+              </w:rPr>
+              <w:t>Remove the demoEmail/demoPassword response. Return one generic message regardless of whether the account exists, and keep demo credentials out of any response body.</w:t>
+            </w:r>
+          </w:p>
+        </w:tc>
+        <w:tc>
+          <w:tcPr>
+            <w:tcW w:type="dxa" w:w="1987"/>
+            <w:vAlign w:val="center"/>
+          </w:tcPr>
+          <w:p>
+            <w:r>
+              <w:rPr>
+                <w:sz w:val="14"/>
+              </w:rPr>
+              <w:t>High</w:t>
+            </w:r>
+          </w:p>
+        </w:tc>
+      </w:tr>
+      <w:tr>
+        <w:tc>
+          <w:tcPr>
+            <w:tcW w:type="dxa" w:w="1987"/>
+            <w:vAlign w:val="center"/>
+          </w:tcPr>
+          <w:p>
+            <w:r>
+              <w:rPr>
+                <w:sz w:val="14"/>
+              </w:rPr>
+              <w:t>M23</w:t>
+            </w:r>
+          </w:p>
+        </w:tc>
+        <w:tc>
+          <w:tcPr>
+            <w:tcW w:type="dxa" w:w="1987"/>
+            <w:vAlign w:val="center"/>
+          </w:tcPr>
+          <w:p>
+            <w:r>
+              <w:rPr>
+                <w:sz w:val="14"/>
+              </w:rPr>
+              <w:t>Authorization / Identity</w:t>
+            </w:r>
+          </w:p>
+        </w:tc>
+        <w:tc>
+          <w:tcPr>
+            <w:tcW w:type="dxa" w:w="1987"/>
+            <w:vAlign w:val="center"/>
+          </w:tcPr>
+          <w:p>
+            <w:r>
+              <w:rPr>
+                <w:sz w:val="14"/>
+              </w:rPr>
+              <w:t>T20 / AC-13</w:t>
+            </w:r>
+          </w:p>
+        </w:tc>
+        <w:tc>
+          <w:tcPr>
+            <w:tcW w:type="dxa" w:w="1987"/>
+            <w:vAlign w:val="center"/>
+          </w:tcPr>
+          <w:p>
+            <w:r>
+              <w:rPr>
+                <w:sz w:val="14"/>
+              </w:rPr>
+              <w:t>Do not auto-provision staff accounts from arbitrary Google identities. Require an allowlist of approved domains or accounts, set new accounts to an inactive/pending state, and require administrator approval before any role is granted.</w:t>
+            </w:r>
+          </w:p>
+        </w:tc>
+        <w:tc>
+          <w:tcPr>
+            <w:tcW w:type="dxa" w:w="1987"/>
+            <w:vAlign w:val="center"/>
+          </w:tcPr>
+          <w:p>
+            <w:r>
+              <w:rPr>
                 <w:sz w:val="14"/>
               </w:rPr>
               <w:t>Critical</w:t>
@@ -13759,8 +14904,8 @@
         <w:tc>
           <w:tcPr>
             <w:tcW w:type="dxa" w:w="4968"/>
-            <w:vAlign w:val="center"/>
-            <w:shd w:fill="D9EAF7"/>
+            <w:shd w:fill="D9EAF7" w:val="clear"/>
+            <w:vAlign w:val="center"/>
           </w:tcPr>
           <w:p>
             <w:r/>
@@ -13777,8 +14922,8 @@
         <w:tc>
           <w:tcPr>
             <w:tcW w:type="dxa" w:w="4968"/>
-            <w:vAlign w:val="center"/>
-            <w:shd w:fill="D9EAF7"/>
+            <w:shd w:fill="D9EAF7" w:val="clear"/>
+            <w:vAlign w:val="center"/>
           </w:tcPr>
           <w:p>
             <w:r/>
@@ -14365,6 +15510,96 @@
                 <w:sz w:val="16"/>
               </w:rPr>
               <w:t>M19</w:t>
+            </w:r>
+          </w:p>
+        </w:tc>
+      </w:tr>
+      <w:tr>
+        <w:tc>
+          <w:tcPr>
+            <w:tcW w:type="dxa" w:w="4968"/>
+            <w:vAlign w:val="center"/>
+          </w:tcPr>
+          <w:p>
+            <w:r>
+              <w:rPr>
+                <w:sz w:val="18"/>
+              </w:rPr>
+              <w:t>T18</w:t>
+            </w:r>
+          </w:p>
+        </w:tc>
+        <w:tc>
+          <w:tcPr>
+            <w:tcW w:type="dxa" w:w="4968"/>
+            <w:vAlign w:val="center"/>
+          </w:tcPr>
+          <w:p>
+            <w:r>
+              <w:rPr>
+                <w:sz w:val="18"/>
+              </w:rPr>
+              <w:t>M21, M18</w:t>
+            </w:r>
+          </w:p>
+        </w:tc>
+      </w:tr>
+      <w:tr>
+        <w:tc>
+          <w:tcPr>
+            <w:tcW w:type="dxa" w:w="4968"/>
+            <w:vAlign w:val="center"/>
+          </w:tcPr>
+          <w:p>
+            <w:r>
+              <w:rPr>
+                <w:sz w:val="18"/>
+              </w:rPr>
+              <w:t>T19</w:t>
+            </w:r>
+          </w:p>
+        </w:tc>
+        <w:tc>
+          <w:tcPr>
+            <w:tcW w:type="dxa" w:w="4968"/>
+            <w:vAlign w:val="center"/>
+          </w:tcPr>
+          <w:p>
+            <w:r>
+              <w:rPr>
+                <w:sz w:val="18"/>
+              </w:rPr>
+              <w:t>M22, M13, M18</w:t>
+            </w:r>
+          </w:p>
+        </w:tc>
+      </w:tr>
+      <w:tr>
+        <w:tc>
+          <w:tcPr>
+            <w:tcW w:type="dxa" w:w="4968"/>
+            <w:vAlign w:val="center"/>
+          </w:tcPr>
+          <w:p>
+            <w:r>
+              <w:rPr>
+                <w:sz w:val="18"/>
+              </w:rPr>
+              <w:t>T20</w:t>
+            </w:r>
+          </w:p>
+        </w:tc>
+        <w:tc>
+          <w:tcPr>
+            <w:tcW w:type="dxa" w:w="4968"/>
+            <w:vAlign w:val="center"/>
+          </w:tcPr>
+          <w:p>
+            <w:r>
+              <w:rPr>
+                <w:sz w:val="18"/>
+              </w:rPr>
+              <w:t>M23, M04, M18</w:t>
             </w:r>
           </w:p>
         </w:tc>
@@ -14394,8 +15629,8 @@
         <w:tc>
           <w:tcPr>
             <w:tcW w:type="dxa" w:w="4968"/>
-            <w:vAlign w:val="center"/>
-            <w:shd w:fill="D9EAF7"/>
+            <w:shd w:fill="D9EAF7" w:val="clear"/>
+            <w:vAlign w:val="center"/>
           </w:tcPr>
           <w:p>
             <w:r/>
@@ -14412,8 +15647,8 @@
         <w:tc>
           <w:tcPr>
             <w:tcW w:type="dxa" w:w="4968"/>
-            <w:vAlign w:val="center"/>
-            <w:shd w:fill="D9EAF7"/>
+            <w:shd w:fill="D9EAF7" w:val="clear"/>
+            <w:vAlign w:val="center"/>
           </w:tcPr>
           <w:p>
             <w:r/>
@@ -14784,6 +16019,96 @@
                 <w:sz w:val="16"/>
               </w:rPr>
               <w:t>M03, M12, M13, M18</w:t>
+            </w:r>
+          </w:p>
+        </w:tc>
+      </w:tr>
+      <w:tr>
+        <w:tc>
+          <w:tcPr>
+            <w:tcW w:type="dxa" w:w="4968"/>
+            <w:vAlign w:val="center"/>
+          </w:tcPr>
+          <w:p>
+            <w:r>
+              <w:rPr>
+                <w:sz w:val="18"/>
+              </w:rPr>
+              <w:t>AC-11</w:t>
+            </w:r>
+          </w:p>
+        </w:tc>
+        <w:tc>
+          <w:tcPr>
+            <w:tcW w:type="dxa" w:w="4968"/>
+            <w:vAlign w:val="center"/>
+          </w:tcPr>
+          <w:p>
+            <w:r>
+              <w:rPr>
+                <w:sz w:val="18"/>
+              </w:rPr>
+              <w:t>M21, M02, M18</w:t>
+            </w:r>
+          </w:p>
+        </w:tc>
+      </w:tr>
+      <w:tr>
+        <w:tc>
+          <w:tcPr>
+            <w:tcW w:type="dxa" w:w="4968"/>
+            <w:vAlign w:val="center"/>
+          </w:tcPr>
+          <w:p>
+            <w:r>
+              <w:rPr>
+                <w:sz w:val="18"/>
+              </w:rPr>
+              <w:t>AC-12</w:t>
+            </w:r>
+          </w:p>
+        </w:tc>
+        <w:tc>
+          <w:tcPr>
+            <w:tcW w:type="dxa" w:w="4968"/>
+            <w:vAlign w:val="center"/>
+          </w:tcPr>
+          <w:p>
+            <w:r>
+              <w:rPr>
+                <w:sz w:val="18"/>
+              </w:rPr>
+              <w:t>M22, M13, M18</w:t>
+            </w:r>
+          </w:p>
+        </w:tc>
+      </w:tr>
+      <w:tr>
+        <w:tc>
+          <w:tcPr>
+            <w:tcW w:type="dxa" w:w="4968"/>
+            <w:vAlign w:val="center"/>
+          </w:tcPr>
+          <w:p>
+            <w:r>
+              <w:rPr>
+                <w:sz w:val="18"/>
+              </w:rPr>
+              <w:t>AC-13</w:t>
+            </w:r>
+          </w:p>
+        </w:tc>
+        <w:tc>
+          <w:tcPr>
+            <w:tcW w:type="dxa" w:w="4968"/>
+            <w:vAlign w:val="center"/>
+          </w:tcPr>
+          <w:p>
+            <w:r>
+              <w:rPr>
+                <w:sz w:val="18"/>
+              </w:rPr>
+              <w:t>M23, M04, M18</w:t>
             </w:r>
           </w:p>
         </w:tc>
@@ -14804,6 +16129,17 @@
       </w:pPr>
       <w:r>
         <w:t>Implement authentication and authorization checks on every sensitive API, especially billing and any endpoint that can access or change protected information.</w:t>
+      </w:r>
+    </w:p>
+    <w:p>
+      <w:pPr>
+        <w:pStyle w:val="ListNumber"/>
+      </w:pPr>
+      <w:r>
+        <w:rPr>
+          <w:sz w:val="20"/>
+        </w:rPr>
+        <w:t>Close the password-reset disclosure (M21) and disable automatic Google account provisioning (M23); both grant access without any credential the attacker lacks.</w:t>
       </w:r>
     </w:p>
     <w:p>
@@ -14868,6 +16204,28 @@
       </w:pPr>
       <w:r>
         <w:t>Brute-force attempts are throttled or blocked, and login responses do not reveal whether a username exists.</w:t>
+      </w:r>
+    </w:p>
+    <w:p>
+      <w:pPr>
+        <w:pStyle w:val="ListBullet"/>
+      </w:pPr>
+      <w:r>
+        <w:rPr>
+          <w:sz w:val="20"/>
+        </w:rPr>
+        <w:t>An unrecognised Google identity cannot obtain a usable staff account without administrator approval.</w:t>
+      </w:r>
+    </w:p>
+    <w:p>
+      <w:pPr>
+        <w:pStyle w:val="ListBullet"/>
+      </w:pPr>
+      <w:r>
+        <w:rPr>
+          <w:sz w:val="20"/>
+        </w:rPr>
+        <w:t>A password-reset request never returns a link, token, or credential in the HTTP response, and reset links are single-use and expire.</w:t>
       </w:r>
     </w:p>
     <w:p>

--- a/documentation write/MediCare_Pro_Threat_Model_Chapters_1-15_Completed.docx
+++ b/documentation write/MediCare_Pro_Threat_Model_Chapters_1-15_Completed.docx
@@ -22981,7 +22981,7 @@
         <w:rFonts w:ascii="Arial Narrow" w:hAnsi="Arial Narrow" w:cs="Arial Narrow" w:eastAsia="Arial Narrow"/>
         <w:sz w:val="22"/>
       </w:rPr>
-      <w:instrText xml:space="preserve"> STYLEREF 1 \* MERGEFORMAT </w:instrText>
+      <w:instrText xml:space="preserve"> STYLEREF "Heading 1" \* MERGEFORMAT </w:instrText>
     </w:r>
     <w:r>
       <w:rPr>
